--- a/public/files/Angsar Aben CV.docx
+++ b/public/files/Angsar Aben CV.docx
@@ -212,7 +212,7 @@
         <w:rPr>
           <w:rStyle w:val="Hyperlink.1"/>
         </w:rPr>
-        <w:instrText xml:space="preserve"> HYPERLINK "https://github.com/ansagang"</w:instrText>
+        <w:instrText xml:space="preserve"> HYPERLINK "https://www.angsar-aben.kz"</w:instrText>
       </w:r>
       <w:r>
         <w:rPr>
@@ -224,24 +224,14 @@
         <w:rPr>
           <w:rStyle w:val="Hyperlink.1"/>
           <w:rtl w:val="0"/>
-          <w:lang w:val="en-US"/>
-        </w:rPr>
-        <w:t>https://github.com/ansagang</w:t>
+          <w:lang w:val="de-DE"/>
+        </w:rPr>
+        <w:t>https://www.angsar-aben.kz</w:t>
       </w:r>
       <w:r>
         <w:rPr/>
         <w:fldChar w:fldCharType="end" w:fldLock="0"/>
       </w:r>
-      <w:r>
-        <w:rPr>
-          <w:rStyle w:val="None"/>
-          <w:rFonts w:ascii="Calibri" w:hAnsi="Calibri"/>
-          <w:sz w:val="21"/>
-          <w:szCs w:val="21"/>
-          <w:rtl w:val="0"/>
-        </w:rPr>
-        <w:t xml:space="preserve"> </w:t>
-      </w:r>
     </w:p>
     <w:p>
       <w:pPr>
@@ -250,9 +240,63 @@
         <w:ind w:left="425" w:right="809" w:firstLine="0"/>
         <w:jc w:val="center"/>
         <w:rPr>
-          <w:rStyle w:val="Hyperlink.0"/>
-        </w:rPr>
-      </w:pPr>
+          <w:rStyle w:val="None"/>
+          <w:rFonts w:ascii="Calibri" w:cs="Calibri" w:hAnsi="Calibri" w:eastAsia="Calibri"/>
+          <w:sz w:val="21"/>
+          <w:szCs w:val="21"/>
+        </w:rPr>
+      </w:pPr>
+      <w:r>
+        <w:rPr>
+          <w:rStyle w:val="None"/>
+          <w:rFonts w:ascii="Calibri" w:hAnsi="Calibri" w:hint="default"/>
+          <w:sz w:val="21"/>
+          <w:szCs w:val="21"/>
+          <w:rtl w:val="0"/>
+          <w:lang w:val="en-US"/>
+        </w:rPr>
+        <w:t xml:space="preserve"> • </w:t>
+      </w:r>
+      <w:r>
+        <w:rPr>
+          <w:rStyle w:val="Hyperlink.1"/>
+        </w:rPr>
+        <w:fldChar w:fldCharType="begin" w:fldLock="0"/>
+      </w:r>
+      <w:r>
+        <w:rPr>
+          <w:rStyle w:val="Hyperlink.1"/>
+        </w:rPr>
+        <w:instrText xml:space="preserve"> HYPERLINK "https://github.com/ansagang"</w:instrText>
+      </w:r>
+      <w:r>
+        <w:rPr>
+          <w:rStyle w:val="Hyperlink.1"/>
+        </w:rPr>
+        <w:fldChar w:fldCharType="separate" w:fldLock="0"/>
+      </w:r>
+      <w:r>
+        <w:rPr>
+          <w:rStyle w:val="Hyperlink.1"/>
+          <w:rtl w:val="0"/>
+          <w:lang w:val="en-US"/>
+        </w:rPr>
+        <w:t>https://github.com/ansagang</w:t>
+      </w:r>
+      <w:r>
+        <w:rPr/>
+        <w:fldChar w:fldCharType="end" w:fldLock="0"/>
+      </w:r>
+      <w:r>
+        <w:rPr>
+          <w:rStyle w:val="None"/>
+          <w:rFonts w:ascii="Calibri" w:hAnsi="Calibri"/>
+          <w:sz w:val="21"/>
+          <w:szCs w:val="21"/>
+          <w:rtl w:val="0"/>
+        </w:rPr>
+        <w:t xml:space="preserve"> </w:t>
+      </w:r>
     </w:p>
     <w:p>
       <w:pPr>
@@ -889,7 +933,18 @@
           <w:rtl w:val="0"/>
           <w:lang w:val="en-US"/>
         </w:rPr>
-        <w:t>HTML/CSS, Javascript, Python, SCSS, Supabase, MongoDB, NodeJS, ReactJS/NextJS, Aiogram, ExpressJS</w:t>
+        <w:t>HTML/CSS, Javascript, Python, SCSS, Supabase, MongoDB, NodeJS, ReactJS/NextJS, Aiogram, ExpressJS, Type</w:t>
+      </w:r>
+      <w:r>
+        <w:rPr>
+          <w:rStyle w:val="None"/>
+          <w:rFonts w:ascii="Calibri" w:hAnsi="Calibri"/>
+          <w:sz w:val="21"/>
+          <w:szCs w:val="21"/>
+          <w:rtl w:val="0"/>
+          <w:lang w:val="en-US"/>
+        </w:rPr>
+        <w:t>script, Swift</w:t>
       </w:r>
     </w:p>
     <w:p>
@@ -899,7 +954,10 @@
         <w:spacing w:line="255" w:lineRule="auto"/>
         <w:ind w:left="1133" w:right="1138" w:firstLine="0"/>
         <w:rPr>
-          <w:rStyle w:val="Hyperlink.0"/>
+          <w:rStyle w:val="None"/>
+          <w:rFonts w:ascii="Calibri" w:cs="Calibri" w:hAnsi="Calibri" w:eastAsia="Calibri"/>
+          <w:sz w:val="21"/>
+          <w:szCs w:val="21"/>
         </w:rPr>
       </w:pPr>
       <w:r>
@@ -940,6 +998,118 @@
     </w:p>
     <w:p>
       <w:pPr>
+        <w:pStyle w:val="Body"/>
+        <w:widowControl w:val="0"/>
+        <w:spacing w:line="255" w:lineRule="auto"/>
+        <w:ind w:left="1133" w:right="1138" w:firstLine="0"/>
+        <w:rPr>
+          <w:rStyle w:val="None"/>
+          <w:rFonts w:ascii="Calibri" w:cs="Calibri" w:hAnsi="Calibri" w:eastAsia="Calibri"/>
+          <w:sz w:val="21"/>
+          <w:szCs w:val="21"/>
+        </w:rPr>
+      </w:pPr>
+    </w:p>
+    <w:p>
+      <w:pPr>
+        <w:pStyle w:val="Body"/>
+        <w:widowControl w:val="0"/>
+        <w:spacing w:line="255" w:lineRule="auto"/>
+        <w:ind w:left="1133" w:right="1138" w:firstLine="0"/>
+        <w:rPr>
+          <w:rStyle w:val="None"/>
+          <w:rFonts w:ascii="Calibri" w:cs="Calibri" w:hAnsi="Calibri" w:eastAsia="Calibri"/>
+          <w:b w:val="1"/>
+          <w:bCs w:val="1"/>
+          <w:sz w:val="21"/>
+          <w:szCs w:val="21"/>
+        </w:rPr>
+      </w:pPr>
+      <w:r>
+        <w:rPr>
+          <w:rStyle w:val="None"/>
+          <w:rFonts w:ascii="Calibri" w:hAnsi="Calibri"/>
+          <w:b w:val="1"/>
+          <w:bCs w:val="1"/>
+          <w:sz w:val="21"/>
+          <w:szCs w:val="21"/>
+          <w:rtl w:val="0"/>
+          <w:lang w:val="it-IT"/>
+        </w:rPr>
+        <w:t>Damdi - Ecommerce platform</w:t>
+      </w:r>
+    </w:p>
+    <w:p>
+      <w:pPr>
+        <w:pStyle w:val="Body"/>
+        <w:widowControl w:val="0"/>
+        <w:spacing w:line="255" w:lineRule="auto"/>
+        <w:ind w:left="1133" w:right="1138" w:firstLine="0"/>
+        <w:rPr>
+          <w:rStyle w:val="None"/>
+          <w:rFonts w:ascii="Calibri" w:cs="Calibri" w:hAnsi="Calibri" w:eastAsia="Calibri"/>
+          <w:sz w:val="21"/>
+          <w:szCs w:val="21"/>
+        </w:rPr>
+      </w:pPr>
+      <w:r>
+        <w:rPr>
+          <w:rStyle w:val="None"/>
+          <w:rFonts w:ascii="Calibri" w:hAnsi="Calibri"/>
+          <w:sz w:val="21"/>
+          <w:szCs w:val="21"/>
+          <w:rtl w:val="0"/>
+          <w:lang w:val="en-US"/>
+        </w:rPr>
+        <w:t xml:space="preserve">Developed an eCommerce platform for a local confectioner to track the orders and manage the products catalog. Tech stack: NextJS, MongoDB. API of products, adding to cart &amp; favorites functionality, local storage session saving, localization &amp; authentication systems. </w:t>
+      </w:r>
+    </w:p>
+    <w:p>
+      <w:pPr>
+        <w:pStyle w:val="Body"/>
+        <w:widowControl w:val="0"/>
+        <w:spacing w:line="255" w:lineRule="auto"/>
+        <w:ind w:left="1133" w:right="1138" w:firstLine="0"/>
+        <w:rPr>
+          <w:rStyle w:val="None"/>
+          <w:rFonts w:ascii="Calibri" w:cs="Calibri" w:hAnsi="Calibri" w:eastAsia="Calibri"/>
+          <w:sz w:val="21"/>
+          <w:szCs w:val="21"/>
+        </w:rPr>
+      </w:pPr>
+      <w:r>
+        <w:rPr>
+          <w:rStyle w:val="Hyperlink.1"/>
+        </w:rPr>
+        <w:fldChar w:fldCharType="begin" w:fldLock="0"/>
+      </w:r>
+      <w:r>
+        <w:rPr>
+          <w:rStyle w:val="Hyperlink.1"/>
+        </w:rPr>
+        <w:instrText xml:space="preserve"> HYPERLINK "https://github.com/ansagang/damdi"</w:instrText>
+      </w:r>
+      <w:r>
+        <w:rPr>
+          <w:rStyle w:val="Hyperlink.1"/>
+        </w:rPr>
+        <w:fldChar w:fldCharType="separate" w:fldLock="0"/>
+      </w:r>
+      <w:r>
+        <w:rPr>
+          <w:rStyle w:val="Hyperlink.1"/>
+          <w:rtl w:val="0"/>
+          <w:lang w:val="de-DE"/>
+        </w:rPr>
+        <w:t>https://github.com/ansagang/damdi</w:t>
+      </w:r>
+      <w:r>
+        <w:rPr/>
+        <w:fldChar w:fldCharType="end" w:fldLock="0"/>
+      </w:r>
+    </w:p>
+    <w:p>
+      <w:pPr>
         <w:pStyle w:val="Heading 2"/>
         <w:keepNext w:val="0"/>
         <w:keepLines w:val="0"/>
@@ -951,18 +1121,32 @@
           <w:rFonts w:ascii="Calibri" w:cs="Calibri" w:hAnsi="Calibri" w:eastAsia="Calibri"/>
         </w:rPr>
       </w:pPr>
-      <w:r>
-        <w:rPr>
-          <w:rStyle w:val="None"/>
-          <w:rFonts w:ascii="Calibri" w:hAnsi="Calibri"/>
-          <w:b w:val="1"/>
-          <w:bCs w:val="1"/>
-          <w:sz w:val="21"/>
-          <w:szCs w:val="21"/>
-          <w:rtl w:val="0"/>
-          <w:lang w:val="en-US"/>
-        </w:rPr>
-        <w:t>Front-end Junior Project</w:t>
+      <w:bookmarkStart w:name="_jqkvwvozpq" w:id="0"/>
+      <w:bookmarkEnd w:id="0"/>
+      <w:r>
+        <w:rPr>
+          <w:rStyle w:val="None"/>
+          <w:rFonts w:ascii="Calibri" w:hAnsi="Calibri"/>
+          <w:b w:val="1"/>
+          <w:bCs w:val="1"/>
+          <w:sz w:val="21"/>
+          <w:szCs w:val="21"/>
+          <w:rtl w:val="0"/>
+        </w:rPr>
+        <w:t>J</w:t>
+      </w:r>
+      <w:r>
+        <w:rPr>
+          <w:rStyle w:val="None"/>
+          <w:rFonts w:ascii="Calibri" w:hAnsi="Calibri"/>
+          <w:b w:val="1"/>
+          <w:bCs w:val="1"/>
+          <w:sz w:val="21"/>
+          <w:szCs w:val="21"/>
+          <w:rtl w:val="0"/>
+          <w:lang w:val="fr-FR"/>
+        </w:rPr>
+        <w:t>unior Front-end Project</w:t>
       </w:r>
     </w:p>
     <w:p>
@@ -972,34 +1156,22 @@
         <w:spacing w:before="13"/>
         <w:ind w:left="1133" w:right="1138" w:firstLine="0"/>
         <w:rPr>
-          <w:rStyle w:val="Hyperlink.0"/>
-        </w:rPr>
-      </w:pPr>
-      <w:r>
-        <w:rPr>
-          <w:rStyle w:val="Hyperlink.0"/>
-          <w:rtl w:val="0"/>
-          <w:lang w:val="en-US"/>
-        </w:rPr>
-        <w:t>Created an eCommerce website using ReactJS and No</w:t>
-      </w:r>
-      <w:r>
-        <w:rPr>
-          <w:rStyle w:val="None"/>
-          <w:rFonts w:ascii="Calibri" w:hAnsi="Calibri"/>
-          <w:sz w:val="21"/>
-          <w:szCs w:val="21"/>
-          <w:rtl w:val="0"/>
-        </w:rPr>
-        <w:t>deJS</w:t>
-      </w:r>
-      <w:r>
-        <w:rPr>
-          <w:rStyle w:val="Hyperlink.0"/>
-          <w:rtl w:val="0"/>
-          <w:lang w:val="en-US"/>
-        </w:rPr>
-        <w:t xml:space="preserve">. API fetching, adding to cart &amp; favorites, local storage session saving. Products filtering, search requests. </w:t>
+          <w:rStyle w:val="None"/>
+          <w:rFonts w:ascii="Calibri" w:cs="Calibri" w:hAnsi="Calibri" w:eastAsia="Calibri"/>
+          <w:sz w:val="21"/>
+          <w:szCs w:val="21"/>
+        </w:rPr>
+      </w:pPr>
+      <w:r>
+        <w:rPr>
+          <w:rStyle w:val="None"/>
+          <w:rFonts w:ascii="Calibri" w:hAnsi="Calibri"/>
+          <w:sz w:val="21"/>
+          <w:szCs w:val="21"/>
+          <w:rtl w:val="0"/>
+          <w:lang w:val="en-US"/>
+        </w:rPr>
+        <w:t>Junior project using API of the H&amp;M products to demonstrate them as a catalog on the website.Features:  API fetching, adding to cart &amp; favorites, local storage session saving. Products filtering, search requests. Tech Stack: ReactJS, ExpressJS, NodeJS, MongoDB.</w:t>
       </w:r>
     </w:p>
     <w:p>
@@ -1009,7 +1181,10 @@
         <w:spacing w:before="13"/>
         <w:ind w:left="1133" w:right="1138" w:firstLine="0"/>
         <w:rPr>
-          <w:rStyle w:val="Hyperlink.0"/>
+          <w:rStyle w:val="None"/>
+          <w:rFonts w:ascii="Calibri" w:cs="Calibri" w:hAnsi="Calibri" w:eastAsia="Calibri"/>
+          <w:sz w:val="21"/>
+          <w:szCs w:val="21"/>
         </w:rPr>
       </w:pPr>
       <w:r>
@@ -1041,6 +1216,590 @@
       <w:r>
         <w:rPr/>
         <w:fldChar w:fldCharType="end" w:fldLock="0"/>
+      </w:r>
+    </w:p>
+    <w:p>
+      <w:pPr>
+        <w:pStyle w:val="Body"/>
+        <w:widowControl w:val="0"/>
+        <w:spacing w:before="13"/>
+        <w:ind w:left="1133" w:right="1138" w:firstLine="0"/>
+        <w:rPr>
+          <w:rStyle w:val="None"/>
+          <w:rFonts w:ascii="Calibri" w:cs="Calibri" w:hAnsi="Calibri" w:eastAsia="Calibri"/>
+          <w:sz w:val="21"/>
+          <w:szCs w:val="21"/>
+        </w:rPr>
+      </w:pPr>
+    </w:p>
+    <w:p>
+      <w:pPr>
+        <w:pStyle w:val="Body"/>
+        <w:widowControl w:val="0"/>
+        <w:spacing w:before="13"/>
+        <w:ind w:left="1133" w:right="1138" w:firstLine="0"/>
+        <w:rPr>
+          <w:rStyle w:val="None"/>
+          <w:rFonts w:ascii="Calibri" w:cs="Calibri" w:hAnsi="Calibri" w:eastAsia="Calibri"/>
+          <w:b w:val="1"/>
+          <w:bCs w:val="1"/>
+          <w:sz w:val="21"/>
+          <w:szCs w:val="21"/>
+        </w:rPr>
+      </w:pPr>
+      <w:r>
+        <w:rPr>
+          <w:rStyle w:val="None"/>
+          <w:rFonts w:ascii="Calibri" w:hAnsi="Calibri"/>
+          <w:b w:val="1"/>
+          <w:bCs w:val="1"/>
+          <w:sz w:val="21"/>
+          <w:szCs w:val="21"/>
+          <w:rtl w:val="0"/>
+          <w:lang w:val="en-US"/>
+        </w:rPr>
+        <w:t>Prepzy Bot - Telegram bot for educational systems</w:t>
+      </w:r>
+    </w:p>
+    <w:p>
+      <w:pPr>
+        <w:pStyle w:val="Body"/>
+        <w:widowControl w:val="0"/>
+        <w:spacing w:before="13"/>
+        <w:ind w:left="1133" w:right="1138" w:firstLine="0"/>
+        <w:rPr>
+          <w:rStyle w:val="None"/>
+          <w:rFonts w:ascii="Calibri" w:cs="Calibri" w:hAnsi="Calibri" w:eastAsia="Calibri"/>
+          <w:sz w:val="21"/>
+          <w:szCs w:val="21"/>
+        </w:rPr>
+      </w:pPr>
+      <w:r>
+        <w:rPr>
+          <w:rStyle w:val="None"/>
+          <w:rFonts w:ascii="Calibri" w:hAnsi="Calibri"/>
+          <w:sz w:val="21"/>
+          <w:szCs w:val="21"/>
+          <w:rtl w:val="0"/>
+          <w:lang w:val="en-US"/>
+        </w:rPr>
+        <w:t xml:space="preserve">Python telegram bot created using Aiogram and Supabase </w:t>
+      </w:r>
+      <w:r>
+        <w:rPr>
+          <w:rStyle w:val="None"/>
+          <w:rFonts w:ascii="Calibri" w:hAnsi="Calibri"/>
+          <w:sz w:val="21"/>
+          <w:szCs w:val="21"/>
+          <w:rtl w:val="0"/>
+          <w:lang w:val="en-US"/>
+        </w:rPr>
+        <w:t>as a database</w:t>
+      </w:r>
+      <w:r>
+        <w:rPr>
+          <w:rStyle w:val="None"/>
+          <w:rFonts w:ascii="Calibri" w:hAnsi="Calibri"/>
+          <w:sz w:val="21"/>
+          <w:szCs w:val="21"/>
+          <w:rtl w:val="0"/>
+          <w:lang w:val="en-US"/>
+        </w:rPr>
+        <w:t xml:space="preserve">. Built a Telegram-based learning platform for universities </w:t>
+      </w:r>
+      <w:r>
+        <w:rPr>
+          <w:rStyle w:val="None"/>
+          <w:rFonts w:ascii="Calibri" w:hAnsi="Calibri" w:hint="default"/>
+          <w:sz w:val="21"/>
+          <w:szCs w:val="21"/>
+          <w:rtl w:val="0"/>
+          <w:lang w:val="en-US"/>
+        </w:rPr>
+        <w:t xml:space="preserve">— </w:t>
+      </w:r>
+      <w:r>
+        <w:rPr>
+          <w:rStyle w:val="None"/>
+          <w:rFonts w:ascii="Calibri" w:hAnsi="Calibri"/>
+          <w:sz w:val="21"/>
+          <w:szCs w:val="21"/>
+          <w:rtl w:val="0"/>
+          <w:lang w:val="en-US"/>
+        </w:rPr>
+        <w:t xml:space="preserve">enabling teachers to assign </w:t>
+      </w:r>
+      <w:r>
+        <w:rPr>
+          <w:rStyle w:val="None"/>
+          <w:rFonts w:ascii="Calibri" w:hAnsi="Calibri"/>
+          <w:sz w:val="21"/>
+          <w:szCs w:val="21"/>
+          <w:rtl w:val="0"/>
+          <w:lang w:val="en-US"/>
+        </w:rPr>
+        <w:t xml:space="preserve">students and add </w:t>
+      </w:r>
+      <w:r>
+        <w:rPr>
+          <w:rStyle w:val="None"/>
+          <w:rFonts w:ascii="Calibri" w:hAnsi="Calibri"/>
+          <w:sz w:val="21"/>
+          <w:szCs w:val="21"/>
+          <w:rtl w:val="0"/>
+          <w:lang w:val="en-US"/>
+        </w:rPr>
+        <w:t>coursework, create test materials, and track student progress, all within a chat interface.</w:t>
+      </w:r>
+    </w:p>
+    <w:p>
+      <w:pPr>
+        <w:pStyle w:val="Body"/>
+        <w:widowControl w:val="0"/>
+        <w:spacing w:before="13"/>
+        <w:ind w:left="1133" w:right="1138" w:firstLine="0"/>
+        <w:rPr>
+          <w:rStyle w:val="None"/>
+          <w:rFonts w:ascii="Calibri" w:cs="Calibri" w:hAnsi="Calibri" w:eastAsia="Calibri"/>
+          <w:sz w:val="21"/>
+          <w:szCs w:val="21"/>
+        </w:rPr>
+      </w:pPr>
+    </w:p>
+    <w:p>
+      <w:pPr>
+        <w:pStyle w:val="Body"/>
+        <w:widowControl w:val="0"/>
+        <w:spacing w:before="13"/>
+        <w:ind w:left="1133" w:right="1138" w:firstLine="0"/>
+        <w:rPr>
+          <w:rStyle w:val="None"/>
+          <w:rFonts w:ascii="Calibri" w:cs="Calibri" w:hAnsi="Calibri" w:eastAsia="Calibri"/>
+          <w:sz w:val="21"/>
+          <w:szCs w:val="21"/>
+        </w:rPr>
+      </w:pPr>
+      <w:r>
+        <w:rPr>
+          <w:rStyle w:val="Hyperlink.1"/>
+        </w:rPr>
+        <w:fldChar w:fldCharType="begin" w:fldLock="0"/>
+      </w:r>
+      <w:r>
+        <w:rPr>
+          <w:rStyle w:val="Hyperlink.1"/>
+        </w:rPr>
+        <w:instrText xml:space="preserve"> HYPERLINK "https://github.com/ansagang/prepzy_bot_advanced"</w:instrText>
+      </w:r>
+      <w:r>
+        <w:rPr>
+          <w:rStyle w:val="Hyperlink.1"/>
+        </w:rPr>
+        <w:fldChar w:fldCharType="separate" w:fldLock="0"/>
+      </w:r>
+      <w:r>
+        <w:rPr>
+          <w:rStyle w:val="Hyperlink.1"/>
+          <w:rtl w:val="0"/>
+          <w:lang w:val="en-US"/>
+        </w:rPr>
+        <w:t>https://github.com/ansagang/prepzy_bot_advanced</w:t>
+      </w:r>
+      <w:r>
+        <w:rPr/>
+        <w:fldChar w:fldCharType="end" w:fldLock="0"/>
+      </w:r>
+    </w:p>
+    <w:p>
+      <w:pPr>
+        <w:pStyle w:val="Body"/>
+        <w:widowControl w:val="0"/>
+        <w:spacing w:before="13"/>
+        <w:ind w:left="1133" w:right="1138" w:firstLine="0"/>
+        <w:rPr>
+          <w:rStyle w:val="None"/>
+          <w:rFonts w:ascii="Calibri" w:cs="Calibri" w:hAnsi="Calibri" w:eastAsia="Calibri"/>
+          <w:sz w:val="21"/>
+          <w:szCs w:val="21"/>
+        </w:rPr>
+      </w:pPr>
+    </w:p>
+    <w:p>
+      <w:pPr>
+        <w:pStyle w:val="Body"/>
+        <w:widowControl w:val="0"/>
+        <w:spacing w:before="13"/>
+        <w:ind w:left="1133" w:right="1138" w:firstLine="0"/>
+        <w:rPr>
+          <w:rStyle w:val="None"/>
+          <w:rFonts w:ascii="Calibri" w:cs="Calibri" w:hAnsi="Calibri" w:eastAsia="Calibri"/>
+          <w:b w:val="1"/>
+          <w:bCs w:val="1"/>
+          <w:sz w:val="21"/>
+          <w:szCs w:val="21"/>
+        </w:rPr>
+      </w:pPr>
+      <w:r>
+        <w:rPr>
+          <w:rStyle w:val="None"/>
+          <w:rFonts w:ascii="Calibri" w:hAnsi="Calibri"/>
+          <w:b w:val="1"/>
+          <w:bCs w:val="1"/>
+          <w:sz w:val="21"/>
+          <w:szCs w:val="21"/>
+          <w:rtl w:val="0"/>
+        </w:rPr>
+        <w:t>N</w:t>
+      </w:r>
+      <w:r>
+        <w:rPr>
+          <w:rStyle w:val="None"/>
+          <w:rFonts w:ascii="Calibri" w:hAnsi="Calibri"/>
+          <w:b w:val="1"/>
+          <w:bCs w:val="1"/>
+          <w:sz w:val="21"/>
+          <w:szCs w:val="21"/>
+          <w:rtl w:val="0"/>
+          <w:lang w:val="en-US"/>
+        </w:rPr>
+        <w:t>IS</w:t>
+      </w:r>
+      <w:r>
+        <w:rPr>
+          <w:rStyle w:val="None"/>
+          <w:rFonts w:ascii="Calibri" w:hAnsi="Calibri"/>
+          <w:b w:val="1"/>
+          <w:bCs w:val="1"/>
+          <w:sz w:val="21"/>
+          <w:szCs w:val="21"/>
+          <w:rtl w:val="0"/>
+          <w:lang w:val="en-US"/>
+        </w:rPr>
+        <w:t xml:space="preserve"> Prep Bot - Telegram bot for students applying to local private school</w:t>
+      </w:r>
+    </w:p>
+    <w:p>
+      <w:pPr>
+        <w:pStyle w:val="Body"/>
+        <w:widowControl w:val="0"/>
+        <w:spacing w:before="13"/>
+        <w:ind w:left="1133" w:right="1138" w:firstLine="0"/>
+        <w:rPr>
+          <w:rStyle w:val="None"/>
+          <w:rFonts w:ascii="Calibri" w:cs="Calibri" w:hAnsi="Calibri" w:eastAsia="Calibri"/>
+          <w:sz w:val="21"/>
+          <w:szCs w:val="21"/>
+        </w:rPr>
+      </w:pPr>
+      <w:r>
+        <w:rPr>
+          <w:rStyle w:val="None"/>
+          <w:rFonts w:ascii="Calibri" w:hAnsi="Calibri"/>
+          <w:sz w:val="21"/>
+          <w:szCs w:val="21"/>
+          <w:rtl w:val="0"/>
+          <w:lang w:val="en-US"/>
+        </w:rPr>
+        <w:t xml:space="preserve">Python telegram bot that helped 10,000+ students in my country to prepare and apply to one of the best schools in the country. Fully automated telegram bot with menu, providing users with materials, resources, and interactive mock tests. Telegram bot with the ability to interact in the group channel, reacting to the posts and sending answers for the questions in the comments. Online mock test system, homeworks, SQL database and admin panel system. </w:t>
+      </w:r>
+    </w:p>
+    <w:p>
+      <w:pPr>
+        <w:pStyle w:val="Body"/>
+        <w:widowControl w:val="0"/>
+        <w:spacing w:before="13"/>
+        <w:ind w:left="1133" w:right="1138" w:firstLine="0"/>
+        <w:rPr>
+          <w:rStyle w:val="None"/>
+          <w:rFonts w:ascii="Calibri" w:cs="Calibri" w:hAnsi="Calibri" w:eastAsia="Calibri"/>
+          <w:sz w:val="21"/>
+          <w:szCs w:val="21"/>
+        </w:rPr>
+      </w:pPr>
+      <w:r>
+        <w:rPr>
+          <w:rStyle w:val="Hyperlink.1"/>
+        </w:rPr>
+        <w:fldChar w:fldCharType="begin" w:fldLock="0"/>
+      </w:r>
+      <w:r>
+        <w:rPr>
+          <w:rStyle w:val="Hyperlink.1"/>
+        </w:rPr>
+        <w:instrText xml:space="preserve"> HYPERLINK "https://github.com/ansagang/nis-prep-bot"</w:instrText>
+      </w:r>
+      <w:r>
+        <w:rPr>
+          <w:rStyle w:val="Hyperlink.1"/>
+        </w:rPr>
+        <w:fldChar w:fldCharType="separate" w:fldLock="0"/>
+      </w:r>
+      <w:r>
+        <w:rPr>
+          <w:rStyle w:val="Hyperlink.1"/>
+          <w:rtl w:val="0"/>
+          <w:lang w:val="en-US"/>
+        </w:rPr>
+        <w:t>https://github.com/ansagang/nis-prep-bot</w:t>
+      </w:r>
+      <w:r>
+        <w:rPr/>
+        <w:fldChar w:fldCharType="end" w:fldLock="0"/>
+      </w:r>
+    </w:p>
+    <w:p>
+      <w:pPr>
+        <w:pStyle w:val="Body"/>
+        <w:widowControl w:val="0"/>
+        <w:spacing w:before="13"/>
+        <w:ind w:left="1133" w:right="1138" w:firstLine="0"/>
+        <w:rPr>
+          <w:rStyle w:val="None"/>
+          <w:rFonts w:ascii="Calibri" w:cs="Calibri" w:hAnsi="Calibri" w:eastAsia="Calibri"/>
+          <w:sz w:val="21"/>
+          <w:szCs w:val="21"/>
+        </w:rPr>
+      </w:pPr>
+    </w:p>
+    <w:p>
+      <w:pPr>
+        <w:pStyle w:val="Body"/>
+        <w:widowControl w:val="0"/>
+        <w:spacing w:before="13"/>
+        <w:ind w:left="1133" w:right="1138" w:firstLine="0"/>
+        <w:rPr>
+          <w:rStyle w:val="None"/>
+          <w:rFonts w:ascii="Calibri" w:cs="Calibri" w:hAnsi="Calibri" w:eastAsia="Calibri"/>
+          <w:b w:val="1"/>
+          <w:bCs w:val="1"/>
+          <w:sz w:val="21"/>
+          <w:szCs w:val="21"/>
+        </w:rPr>
+      </w:pPr>
+      <w:r>
+        <w:rPr>
+          <w:rStyle w:val="None"/>
+          <w:rFonts w:ascii="Calibri" w:hAnsi="Calibri"/>
+          <w:b w:val="1"/>
+          <w:bCs w:val="1"/>
+          <w:sz w:val="21"/>
+          <w:szCs w:val="21"/>
+          <w:rtl w:val="0"/>
+          <w:lang w:val="en-US"/>
+        </w:rPr>
+        <w:t>Landing page for ClearSplit startup</w:t>
+      </w:r>
+    </w:p>
+    <w:p>
+      <w:pPr>
+        <w:pStyle w:val="Body"/>
+        <w:widowControl w:val="0"/>
+        <w:spacing w:before="13"/>
+        <w:ind w:left="1133" w:right="1138" w:firstLine="0"/>
+        <w:rPr>
+          <w:rStyle w:val="None"/>
+          <w:rFonts w:ascii="Calibri" w:cs="Calibri" w:hAnsi="Calibri" w:eastAsia="Calibri"/>
+          <w:sz w:val="21"/>
+          <w:szCs w:val="21"/>
+        </w:rPr>
+      </w:pPr>
+      <w:r>
+        <w:rPr>
+          <w:rStyle w:val="None"/>
+          <w:rFonts w:ascii="Calibri" w:hAnsi="Calibri"/>
+          <w:sz w:val="21"/>
+          <w:szCs w:val="21"/>
+          <w:rtl w:val="0"/>
+          <w:lang w:val="en-US"/>
+        </w:rPr>
+        <w:t xml:space="preserve">Redesigned &amp; developed the website for the </w:t>
+      </w:r>
+      <w:r>
+        <w:rPr>
+          <w:rStyle w:val="Hyperlink.1"/>
+        </w:rPr>
+        <w:fldChar w:fldCharType="begin" w:fldLock="0"/>
+      </w:r>
+      <w:r>
+        <w:rPr>
+          <w:rStyle w:val="Hyperlink.1"/>
+        </w:rPr>
+        <w:instrText xml:space="preserve"> HYPERLINK "https://www.linkedin.com/posts/jan-sahagun-escosa_over-the-past-2-years-ive-been-to-15-str-activity-7429525048438374401-MYer/?rcm=ACoAADOa7ysBNusFDu9D11XvYhfpNzNbm1AAP74"</w:instrText>
+      </w:r>
+      <w:r>
+        <w:rPr>
+          <w:rStyle w:val="Hyperlink.1"/>
+        </w:rPr>
+        <w:fldChar w:fldCharType="separate" w:fldLock="0"/>
+      </w:r>
+      <w:r>
+        <w:rPr>
+          <w:rStyle w:val="Hyperlink.1"/>
+          <w:rtl w:val="0"/>
+          <w:lang w:val="en-US"/>
+        </w:rPr>
+        <w:t>Top 2026 startup</w:t>
+      </w:r>
+      <w:r>
+        <w:rPr/>
+        <w:fldChar w:fldCharType="end" w:fldLock="0"/>
+      </w:r>
+      <w:r>
+        <w:rPr>
+          <w:rStyle w:val="None"/>
+          <w:rFonts w:ascii="Calibri" w:hAnsi="Calibri"/>
+          <w:sz w:val="21"/>
+          <w:szCs w:val="21"/>
+          <w:rtl w:val="0"/>
+          <w:lang w:val="en-US"/>
+        </w:rPr>
+        <w:t xml:space="preserve"> in the STR Tech industry.</w:t>
+      </w:r>
+    </w:p>
+    <w:p>
+      <w:pPr>
+        <w:pStyle w:val="Body"/>
+        <w:widowControl w:val="0"/>
+        <w:spacing w:before="8"/>
+        <w:ind w:left="1133" w:right="1138" w:firstLine="0"/>
+        <w:rPr>
+          <w:rStyle w:val="None"/>
+          <w:rFonts w:ascii="Calibri" w:cs="Calibri" w:hAnsi="Calibri" w:eastAsia="Calibri"/>
+          <w:sz w:val="21"/>
+          <w:szCs w:val="21"/>
+        </w:rPr>
+      </w:pPr>
+    </w:p>
+    <w:p>
+      <w:pPr>
+        <w:pStyle w:val="Body"/>
+        <w:widowControl w:val="0"/>
+        <w:spacing w:before="8"/>
+        <w:ind w:left="1133" w:right="1138" w:firstLine="0"/>
+        <w:rPr>
+          <w:rStyle w:val="None"/>
+          <w:rFonts w:ascii="Calibri" w:cs="Calibri" w:hAnsi="Calibri" w:eastAsia="Calibri"/>
+          <w:sz w:val="21"/>
+          <w:szCs w:val="21"/>
+        </w:rPr>
+      </w:pPr>
+    </w:p>
+    <w:p>
+      <w:pPr>
+        <w:pStyle w:val="Body"/>
+        <w:widowControl w:val="0"/>
+        <w:spacing w:before="8"/>
+        <w:ind w:left="1133" w:right="1138" w:firstLine="0"/>
+        <w:jc w:val="center"/>
+        <w:rPr>
+          <w:rStyle w:val="None"/>
+          <w:rFonts w:ascii="Calibri" w:cs="Calibri" w:hAnsi="Calibri" w:eastAsia="Calibri"/>
+          <w:b w:val="1"/>
+          <w:bCs w:val="1"/>
+          <w:sz w:val="21"/>
+          <w:szCs w:val="21"/>
+        </w:rPr>
+      </w:pPr>
+      <w:r>
+        <w:rPr>
+          <w:rStyle w:val="None"/>
+          <w:rFonts w:ascii="Calibri" w:hAnsi="Calibri"/>
+          <w:b w:val="1"/>
+          <w:bCs w:val="1"/>
+          <w:sz w:val="21"/>
+          <w:szCs w:val="21"/>
+          <w:rtl w:val="0"/>
+          <w:lang w:val="en-US"/>
+        </w:rPr>
+        <w:t>Relevant Experience</w:t>
+      </w:r>
+    </w:p>
+    <w:p>
+      <w:pPr>
+        <w:pStyle w:val="Body"/>
+        <w:widowControl w:val="0"/>
+        <w:spacing w:before="8"/>
+        <w:ind w:right="1138"/>
+        <w:rPr>
+          <w:rStyle w:val="None"/>
+          <w:rFonts w:ascii="Calibri" w:cs="Calibri" w:hAnsi="Calibri" w:eastAsia="Calibri"/>
+          <w:sz w:val="21"/>
+          <w:szCs w:val="21"/>
+        </w:rPr>
+      </w:pPr>
+    </w:p>
+    <w:p>
+      <w:pPr>
+        <w:pStyle w:val="Body"/>
+        <w:widowControl w:val="0"/>
+        <w:spacing w:before="8"/>
+        <w:ind w:right="1138"/>
+        <w:rPr>
+          <w:rStyle w:val="None"/>
+          <w:rFonts w:ascii="Calibri" w:cs="Calibri" w:hAnsi="Calibri" w:eastAsia="Calibri"/>
+          <w:sz w:val="21"/>
+          <w:szCs w:val="21"/>
+        </w:rPr>
+      </w:pPr>
+    </w:p>
+    <w:p>
+      <w:pPr>
+        <w:pStyle w:val="Body"/>
+        <w:widowControl w:val="0"/>
+        <w:spacing w:before="1"/>
+        <w:ind w:left="1133" w:firstLine="0"/>
+        <w:rPr>
+          <w:rStyle w:val="None"/>
+          <w:rFonts w:ascii="Calibri" w:cs="Calibri" w:hAnsi="Calibri" w:eastAsia="Calibri"/>
+          <w:sz w:val="21"/>
+          <w:szCs w:val="21"/>
+        </w:rPr>
+      </w:pPr>
+      <w:r>
+        <w:rPr>
+          <w:rStyle w:val="None"/>
+          <w:rFonts w:ascii="Calibri" w:hAnsi="Calibri"/>
+          <w:b w:val="1"/>
+          <w:bCs w:val="1"/>
+          <w:sz w:val="21"/>
+          <w:szCs w:val="21"/>
+          <w:rtl w:val="0"/>
+          <w:lang w:val="en-US"/>
+        </w:rPr>
+        <w:t xml:space="preserve">Ules startup - Temirqazyq, </w:t>
+      </w:r>
+      <w:r>
+        <w:rPr>
+          <w:rStyle w:val="None"/>
+          <w:rFonts w:ascii="Calibri" w:hAnsi="Calibri"/>
+          <w:sz w:val="21"/>
+          <w:szCs w:val="21"/>
+          <w:rtl w:val="0"/>
+          <w:lang w:val="it-IT"/>
+        </w:rPr>
+        <w:t xml:space="preserve">April 2023 </w:t>
+      </w:r>
+      <w:r>
+        <w:rPr>
+          <w:rStyle w:val="None"/>
+          <w:rFonts w:ascii="Calibri" w:hAnsi="Calibri" w:hint="default"/>
+          <w:sz w:val="21"/>
+          <w:szCs w:val="21"/>
+          <w:rtl w:val="0"/>
+          <w:lang w:val="en-US"/>
+        </w:rPr>
+        <w:t xml:space="preserve">– </w:t>
+      </w:r>
+      <w:r>
+        <w:rPr>
+          <w:rStyle w:val="None"/>
+          <w:rFonts w:ascii="Calibri" w:hAnsi="Calibri"/>
+          <w:sz w:val="21"/>
+          <w:szCs w:val="21"/>
+          <w:rtl w:val="0"/>
+          <w:lang w:val="en-US"/>
+        </w:rPr>
+        <w:t>February 2024</w:t>
       </w:r>
     </w:p>
     <w:p>
@@ -1049,228 +1808,6 @@
         <w:keepNext w:val="0"/>
         <w:keepLines w:val="0"/>
         <w:widowControl w:val="0"/>
-        <w:spacing w:before="205" w:after="0" w:line="240" w:lineRule="auto"/>
-        <w:ind w:left="1133" w:right="1138" w:firstLine="0"/>
-        <w:rPr>
-          <w:rStyle w:val="None"/>
-          <w:rFonts w:ascii="Calibri" w:cs="Calibri" w:hAnsi="Calibri" w:eastAsia="Calibri"/>
-        </w:rPr>
-      </w:pPr>
-      <w:r>
-        <w:rPr>
-          <w:rStyle w:val="None"/>
-          <w:rFonts w:ascii="Calibri" w:hAnsi="Calibri"/>
-          <w:b w:val="1"/>
-          <w:bCs w:val="1"/>
-          <w:sz w:val="21"/>
-          <w:szCs w:val="21"/>
-          <w:rtl w:val="0"/>
-          <w:lang w:val="en-US"/>
-        </w:rPr>
-        <w:t>Python Developer Project</w:t>
-      </w:r>
-    </w:p>
-    <w:p>
-      <w:pPr>
-        <w:pStyle w:val="Body"/>
-        <w:widowControl w:val="0"/>
-        <w:spacing w:before="8"/>
-        <w:ind w:left="1133" w:right="1138" w:firstLine="0"/>
-        <w:rPr>
-          <w:rStyle w:val="Hyperlink.0"/>
-        </w:rPr>
-      </w:pPr>
-      <w:r>
-        <w:rPr>
-          <w:rStyle w:val="Hyperlink.0"/>
-          <w:rtl w:val="0"/>
-          <w:lang w:val="en-US"/>
-        </w:rPr>
-        <w:t>Created a Telegram Bot that allows users to search shoes and filter them. Aiogram, Python, SQL. Interactive menu.</w:t>
-      </w:r>
-    </w:p>
-    <w:p>
-      <w:pPr>
-        <w:pStyle w:val="Body"/>
-        <w:widowControl w:val="0"/>
-        <w:spacing w:before="8"/>
-        <w:ind w:left="1133" w:right="1138" w:firstLine="0"/>
-        <w:rPr>
-          <w:rStyle w:val="None"/>
-          <w:rFonts w:ascii="Calibri" w:cs="Calibri" w:hAnsi="Calibri" w:eastAsia="Calibri"/>
-          <w:sz w:val="21"/>
-          <w:szCs w:val="21"/>
-        </w:rPr>
-      </w:pPr>
-      <w:r>
-        <w:rPr>
-          <w:rStyle w:val="Hyperlink.1"/>
-        </w:rPr>
-        <w:fldChar w:fldCharType="begin" w:fldLock="0"/>
-      </w:r>
-      <w:r>
-        <w:rPr>
-          <w:rStyle w:val="Hyperlink.1"/>
-        </w:rPr>
-        <w:instrText xml:space="preserve"> HYPERLINK "https://github.com/ansagang/sneakerzzz-bot"</w:instrText>
-      </w:r>
-      <w:r>
-        <w:rPr>
-          <w:rStyle w:val="Hyperlink.1"/>
-        </w:rPr>
-        <w:fldChar w:fldCharType="separate" w:fldLock="0"/>
-      </w:r>
-      <w:r>
-        <w:rPr>
-          <w:rStyle w:val="Hyperlink.1"/>
-          <w:rtl w:val="0"/>
-          <w:lang w:val="en-US"/>
-        </w:rPr>
-        <w:t>https://github.com/ansagang/sneakerzzz-bot</w:t>
-      </w:r>
-      <w:r>
-        <w:rPr/>
-        <w:fldChar w:fldCharType="end" w:fldLock="0"/>
-      </w:r>
-    </w:p>
-    <w:p>
-      <w:pPr>
-        <w:pStyle w:val="Body"/>
-        <w:widowControl w:val="0"/>
-        <w:spacing w:before="8"/>
-        <w:ind w:left="1133" w:right="1138" w:firstLine="0"/>
-        <w:rPr>
-          <w:rStyle w:val="None"/>
-          <w:rFonts w:ascii="Calibri" w:cs="Calibri" w:hAnsi="Calibri" w:eastAsia="Calibri"/>
-          <w:sz w:val="21"/>
-          <w:szCs w:val="21"/>
-        </w:rPr>
-      </w:pPr>
-    </w:p>
-    <w:p>
-      <w:pPr>
-        <w:pStyle w:val="Body"/>
-        <w:widowControl w:val="0"/>
-        <w:spacing w:before="8"/>
-        <w:ind w:left="1133" w:right="1138" w:firstLine="0"/>
-        <w:jc w:val="center"/>
-        <w:rPr>
-          <w:rStyle w:val="None"/>
-          <w:rFonts w:ascii="Calibri" w:cs="Calibri" w:hAnsi="Calibri" w:eastAsia="Calibri"/>
-          <w:b w:val="1"/>
-          <w:bCs w:val="1"/>
-          <w:sz w:val="21"/>
-          <w:szCs w:val="21"/>
-        </w:rPr>
-      </w:pPr>
-      <w:r>
-        <w:rPr>
-          <w:rStyle w:val="None"/>
-          <w:rFonts w:ascii="Calibri" w:hAnsi="Calibri"/>
-          <w:b w:val="1"/>
-          <w:bCs w:val="1"/>
-          <w:sz w:val="21"/>
-          <w:szCs w:val="21"/>
-          <w:rtl w:val="0"/>
-          <w:lang w:val="en-US"/>
-        </w:rPr>
-        <w:t>Relevant Experience</w:t>
-      </w:r>
-    </w:p>
-    <w:p>
-      <w:pPr>
-        <w:pStyle w:val="Body"/>
-        <w:widowControl w:val="0"/>
-        <w:spacing w:before="8"/>
-        <w:ind w:right="1138"/>
-        <w:rPr>
-          <w:rStyle w:val="None"/>
-          <w:rFonts w:ascii="Calibri" w:cs="Calibri" w:hAnsi="Calibri" w:eastAsia="Calibri"/>
-          <w:sz w:val="21"/>
-          <w:szCs w:val="21"/>
-        </w:rPr>
-      </w:pPr>
-    </w:p>
-    <w:p>
-      <w:pPr>
-        <w:pStyle w:val="Body"/>
-        <w:widowControl w:val="0"/>
-        <w:spacing w:before="8"/>
-        <w:ind w:right="1138"/>
-        <w:rPr>
-          <w:rStyle w:val="None"/>
-          <w:rFonts w:ascii="Calibri" w:cs="Calibri" w:hAnsi="Calibri" w:eastAsia="Calibri"/>
-          <w:sz w:val="21"/>
-          <w:szCs w:val="21"/>
-        </w:rPr>
-      </w:pPr>
-    </w:p>
-    <w:p>
-      <w:pPr>
-        <w:pStyle w:val="Body"/>
-        <w:widowControl w:val="0"/>
-        <w:spacing w:before="1"/>
-        <w:ind w:left="1133" w:firstLine="0"/>
-        <w:rPr>
-          <w:rStyle w:val="None"/>
-          <w:rFonts w:ascii="Calibri" w:cs="Calibri" w:hAnsi="Calibri" w:eastAsia="Calibri"/>
-          <w:sz w:val="21"/>
-          <w:szCs w:val="21"/>
-        </w:rPr>
-      </w:pPr>
-      <w:r>
-        <w:rPr>
-          <w:rStyle w:val="None"/>
-          <w:rFonts w:ascii="Calibri" w:hAnsi="Calibri"/>
-          <w:b w:val="1"/>
-          <w:bCs w:val="1"/>
-          <w:sz w:val="21"/>
-          <w:szCs w:val="21"/>
-          <w:rtl w:val="0"/>
-          <w:lang w:val="en-US"/>
-        </w:rPr>
-        <w:t xml:space="preserve">Ules startup - Temirqazyq, </w:t>
-      </w:r>
-      <w:r>
-        <w:rPr>
-          <w:rStyle w:val="None"/>
-          <w:rFonts w:ascii="Calibri" w:hAnsi="Calibri"/>
-          <w:sz w:val="21"/>
-          <w:szCs w:val="21"/>
-          <w:rtl w:val="0"/>
-          <w:lang w:val="it-IT"/>
-        </w:rPr>
-        <w:t xml:space="preserve">April 2023 </w:t>
-      </w:r>
-      <w:r>
-        <w:rPr>
-          <w:rStyle w:val="None"/>
-          <w:rFonts w:ascii="Calibri" w:hAnsi="Calibri" w:hint="default"/>
-          <w:sz w:val="21"/>
-          <w:szCs w:val="21"/>
-          <w:rtl w:val="0"/>
-          <w:lang w:val="en-US"/>
-        </w:rPr>
-        <w:t xml:space="preserve">– </w:t>
-      </w:r>
-      <w:r>
-        <w:rPr>
-          <w:rStyle w:val="None"/>
-          <w:rFonts w:ascii="Calibri" w:hAnsi="Calibri"/>
-          <w:sz w:val="21"/>
-          <w:szCs w:val="21"/>
-          <w:rtl w:val="0"/>
-          <w:lang w:val="en-US"/>
-        </w:rPr>
-        <w:t>February 2024</w:t>
-      </w:r>
-    </w:p>
-    <w:p>
-      <w:pPr>
-        <w:pStyle w:val="Heading 2"/>
-        <w:keepNext w:val="0"/>
-        <w:keepLines w:val="0"/>
-        <w:widowControl w:val="0"/>
         <w:spacing w:before="12" w:after="0" w:line="240" w:lineRule="auto"/>
         <w:ind w:left="1133" w:firstLine="0"/>
         <w:rPr>
@@ -1282,8 +1819,8 @@
           <w:szCs w:val="21"/>
         </w:rPr>
       </w:pPr>
-      <w:bookmarkStart w:name="_o0fiv2b7e36" w:id="0"/>
-      <w:bookmarkEnd w:id="0"/>
+      <w:bookmarkStart w:name="_o0fiv2b7e36" w:id="1"/>
+      <w:bookmarkEnd w:id="1"/>
       <w:r>
         <w:rPr>
           <w:rStyle w:val="None"/>
@@ -1363,7 +1900,7 @@
           <w:rtl w:val="0"/>
           <w:lang w:val="en-US"/>
         </w:rPr>
-        <w:t xml:space="preserve">Designed the interface of the platform. Developed the interface of the app using Typescript, NextJS, CSS, Tailwind technologies. Contributed to securing the investment of $30K and gaining computer algorithm patent. </w:t>
+        <w:t xml:space="preserve">Designed the interface of the platform. Developed the interface of the app using Typescript, NextJS, CSS, Tailwind technologies. Contributed to securing the investment of $30K and gaining a computer algorithm patent. </w:t>
       </w:r>
     </w:p>
     <w:p>
@@ -1534,27 +2071,43 @@
       </w:pPr>
       <w:r>
         <w:rPr>
-          <w:rStyle w:val="None"/>
-          <w:rFonts w:ascii="Calibri" w:hAnsi="Calibri"/>
-          <w:b w:val="1"/>
-          <w:bCs w:val="1"/>
-          <w:sz w:val="21"/>
-          <w:szCs w:val="21"/>
-          <w:rtl w:val="0"/>
-          <w:lang w:val="de-DE"/>
-        </w:rPr>
-        <w:t>Diabetes Digest</w:t>
-      </w:r>
-      <w:r>
-        <w:rPr>
-          <w:rStyle w:val="None"/>
-          <w:rFonts w:ascii="Calibri" w:hAnsi="Calibri"/>
-          <w:sz w:val="21"/>
-          <w:szCs w:val="21"/>
-          <w:rtl w:val="0"/>
-          <w:lang w:val="en-US"/>
-        </w:rPr>
-        <w:t>, August 2023 - October 2023</w:t>
+          <w:rStyle w:val="Hyperlink.2"/>
+        </w:rPr>
+        <w:fldChar w:fldCharType="begin" w:fldLock="0"/>
+      </w:r>
+      <w:r>
+        <w:rPr>
+          <w:rStyle w:val="Hyperlink.2"/>
+        </w:rPr>
+        <w:instrText xml:space="preserve"> HYPERLINK "https://clearsplit.io/"</w:instrText>
+      </w:r>
+      <w:r>
+        <w:rPr>
+          <w:rStyle w:val="Hyperlink.2"/>
+        </w:rPr>
+        <w:fldChar w:fldCharType="separate" w:fldLock="0"/>
+      </w:r>
+      <w:r>
+        <w:rPr>
+          <w:rStyle w:val="Hyperlink.2"/>
+          <w:rtl w:val="0"/>
+        </w:rPr>
+        <w:t>ClearSplit</w:t>
+      </w:r>
+      <w:r>
+        <w:rPr/>
+        <w:fldChar w:fldCharType="end" w:fldLock="0"/>
+      </w:r>
+      <w:r>
+        <w:rPr>
+          <w:rStyle w:val="None"/>
+          <w:rFonts w:ascii="Calibri" w:hAnsi="Calibri"/>
+          <w:sz w:val="21"/>
+          <w:szCs w:val="21"/>
+          <w:rtl w:val="0"/>
+          <w:lang w:val="en-US"/>
+        </w:rPr>
+        <w:t xml:space="preserve"> - STR Tech startup partnering with Hostaway, Guesty, Avantio.  February 2026 - Now</w:t>
       </w:r>
     </w:p>
     <w:p>
@@ -1585,6 +2138,19 @@
         </w:rPr>
         <w:t>Full-Stack Developer</w:t>
       </w:r>
+      <w:r>
+        <w:rPr>
+          <w:rStyle w:val="None"/>
+          <w:rFonts w:ascii="Calibri" w:hAnsi="Calibri"/>
+          <w:b w:val="1"/>
+          <w:bCs w:val="1"/>
+          <w:sz w:val="21"/>
+          <w:szCs w:val="21"/>
+          <w:rtl w:val="0"/>
+          <w:lang w:val="en-US"/>
+        </w:rPr>
+        <w:t xml:space="preserve"> &amp; Web Designer</w:t>
+      </w:r>
     </w:p>
     <w:p>
       <w:pPr>
@@ -1624,53 +2190,7 @@
           <w:rtl w:val="0"/>
           <w:lang w:val="en-US"/>
         </w:rPr>
-        <w:t xml:space="preserve">Single-handedly built and hosted web platform with Next.js and Supabase. Multilingual app available in three languages: Kazakh, English and Russian. </w:t>
-      </w:r>
-    </w:p>
-    <w:p>
-      <w:pPr>
-        <w:pStyle w:val="Body"/>
-        <w:widowControl w:val="0"/>
-        <w:spacing w:line="246" w:lineRule="auto"/>
-        <w:ind w:left="1133" w:right="74" w:firstLine="0"/>
-        <w:rPr>
-          <w:rStyle w:val="None"/>
-          <w:rFonts w:ascii="Calibri" w:cs="Calibri" w:hAnsi="Calibri" w:eastAsia="Calibri"/>
-          <w:b w:val="1"/>
-          <w:bCs w:val="1"/>
-          <w:sz w:val="21"/>
-          <w:szCs w:val="21"/>
-        </w:rPr>
-      </w:pPr>
-      <w:r>
-        <w:rPr>
-          <w:rStyle w:val="Hyperlink.2"/>
-        </w:rPr>
-        <w:fldChar w:fldCharType="begin" w:fldLock="0"/>
-      </w:r>
-      <w:r>
-        <w:rPr>
-          <w:rStyle w:val="Hyperlink.2"/>
-        </w:rPr>
-        <w:instrText xml:space="preserve"> HYPERLINK "https://github.com/ansagang/diabetes-digest.git"</w:instrText>
-      </w:r>
-      <w:r>
-        <w:rPr>
-          <w:rStyle w:val="Hyperlink.2"/>
-        </w:rPr>
-        <w:fldChar w:fldCharType="separate" w:fldLock="0"/>
-      </w:r>
-      <w:r>
-        <w:rPr>
-          <w:rStyle w:val="Hyperlink.2"/>
-          <w:rtl w:val="0"/>
-          <w:lang w:val="de-DE"/>
-        </w:rPr>
-        <w:t>https://github.com/ansagang/diabetes-digest.git</w:t>
-      </w:r>
-      <w:r>
-        <w:rPr/>
-        <w:fldChar w:fldCharType="end" w:fldLock="0"/>
+        <w:t>Redesigned &amp; developed the landing page of the website. Increased the conversion rate &amp; sales for the startup.</w:t>
       </w:r>
     </w:p>
     <w:p>
@@ -1841,7 +2361,29 @@
           <w:rtl w:val="0"/>
           <w:lang w:val="en-US"/>
         </w:rPr>
-        <w:t>2024 Single-handedly created a telegram bot using Python, Aiogram, SQL. Fully automated telegram bot with menu, providing users with materials, resources, and interactive mock tests. Implemented bot into a chat, making it send and manage content automatically. Admin panel with adding, removing, and posting resources functionality.</w:t>
+        <w:t>Founded a non-profit for preparing students to gain scholarships and get accepted to the best school in the country</w:t>
+      </w:r>
+      <w:r>
+        <w:rPr>
+          <w:rStyle w:val="None"/>
+          <w:rFonts w:ascii="Calibri" w:hAnsi="Calibri"/>
+          <w:sz w:val="21"/>
+          <w:szCs w:val="21"/>
+          <w:rtl w:val="0"/>
+          <w:lang w:val="en-US"/>
+        </w:rPr>
+        <w:t xml:space="preserve"> with acceptance rate of 8%</w:t>
+      </w:r>
+      <w:r>
+        <w:rPr>
+          <w:rStyle w:val="None"/>
+          <w:rFonts w:ascii="Calibri" w:hAnsi="Calibri"/>
+          <w:sz w:val="21"/>
+          <w:szCs w:val="21"/>
+          <w:rtl w:val="0"/>
+          <w:lang w:val="en-US"/>
+        </w:rPr>
+        <w:t>. Single-handedly created a telegram bot using Python, Aiogram, SQL. Fully automated telegram bot with menu, providing users with materials, resources, and interactive mock tests. Implemented bot into a chat, making it send and manage content automatically. Admin panel with adding, removing, and posting resources functionality.</w:t>
       </w:r>
     </w:p>
     <w:p>
@@ -1863,25 +2405,25 @@
       </w:pPr>
       <w:r>
         <w:rPr>
-          <w:rStyle w:val="Hyperlink.2"/>
+          <w:rStyle w:val="Hyperlink.1"/>
         </w:rPr>
         <w:fldChar w:fldCharType="begin" w:fldLock="0"/>
       </w:r>
       <w:r>
         <w:rPr>
-          <w:rStyle w:val="Hyperlink.2"/>
+          <w:rStyle w:val="Hyperlink.1"/>
         </w:rPr>
         <w:instrText xml:space="preserve"> HYPERLINK "https://github.com/ansagang/nis-prep-bot"</w:instrText>
       </w:r>
       <w:r>
         <w:rPr>
-          <w:rStyle w:val="Hyperlink.2"/>
+          <w:rStyle w:val="Hyperlink.1"/>
         </w:rPr>
         <w:fldChar w:fldCharType="separate" w:fldLock="0"/>
       </w:r>
       <w:r>
         <w:rPr>
-          <w:rStyle w:val="Hyperlink.2"/>
+          <w:rStyle w:val="Hyperlink.1"/>
           <w:rtl w:val="0"/>
           <w:lang w:val="en-US"/>
         </w:rPr>
@@ -2831,17 +3373,11 @@
     <w:next w:val="Hyperlink.1"/>
     <w:rPr>
       <w:rFonts w:ascii="Calibri" w:cs="Calibri" w:hAnsi="Calibri" w:eastAsia="Calibri"/>
-      <w:caps w:val="0"/>
-      <w:smallCaps w:val="0"/>
-      <w:strike w:val="0"/>
-      <w:dstrike w:val="0"/>
       <w:outline w:val="0"/>
       <w:color w:val="1155cc"/>
       <w:sz w:val="21"/>
       <w:szCs w:val="21"/>
       <w:u w:val="single" w:color="1155cc"/>
-      <w:shd w:val="nil" w:color="auto" w:fill="auto"/>
-      <w:vertAlign w:val="baseline"/>
       <w14:textFill>
         <w14:solidFill>
           <w14:srgbClr w14:val="1155CC"/>
@@ -2902,6 +3438,8 @@
     <w:next w:val="Hyperlink.2"/>
     <w:rPr>
       <w:rFonts w:ascii="Calibri" w:cs="Calibri" w:hAnsi="Calibri" w:eastAsia="Calibri"/>
+      <w:b w:val="1"/>
+      <w:bCs w:val="1"/>
       <w:outline w:val="0"/>
       <w:color w:val="1155cc"/>
       <w:sz w:val="21"/>
